--- a/documents/01-oakridge-inventory-api-requirements.docx
+++ b/documents/01-oakridge-inventory-api-requirements.docx
@@ -11196,7 +11196,7 @@
         <w:pStyle w:val="Heading1"/>
       </w:pPr>
       <w:r>
-        <w:t>Working remainder for OAK-REQ-2019-014</w:t>
+        <w:t>Open work after November 18, 2019</w:t>
       </w:r>
     </w:p>
     <w:p>
@@ -11210,7 +11210,7 @@
           <w:color w:val="222222"/>
           <w:sz w:val="24"/>
         </w:rPr>
-        <w:t>The front of Oakridge Inventory Position API v1 Requirements is the document. This remainder is the leftover a colleague still trips on: named people, named boxes, named tickets, and the work I still owe after November 18, 2019. It is not a second log and it is not a stack of exhibits with the same stub. If a paragraph fights the decision in the front, strike the paragraph.</w:t>
+        <w:t>What follows is leftover work from Oakridge Inventory Position API v1 Requirements: named people, named boxes, named tickets, and the items I still owe. If a paragraph fights the decision in the front of OAK-REQ-2019-014, strike the paragraph.</w:t>
       </w:r>
     </w:p>
     <w:p>
@@ -11364,7 +11364,7 @@
           <w:color w:val="222222"/>
           <w:sz w:val="24"/>
         </w:rPr>
-        <w:t>I will not put secret skew that looks like 'no work' on a wiki that drifts. OAK-4412 and this file are the record. If Priya Nair needs a diagram, they get a permalink, not a photo of a whiteboard. forgenet-ro-01.oak.internal stays out of the diagram title. If a new engineer asks where the leftover lives, I point here. I do not point at a Slack pin from November 18, 2019. Client Oakridge.</w:t>
+        <w:t>I will not put secret skew that looks like 'no work' on a wiki that drifts. OAK-4412 and this file are the record. If Priya Nair needs a diagram, they get a permalink, not a photo of a whiteboard. forgenet-ro-01.oak.internal stays out of the diagram title. If a new engineer asks where the leftover lives, I point here. I do not point at a Slack pin from November 18, 2019.</w:t>
       </w:r>
     </w:p>
     <w:p>
@@ -13708,7 +13708,7 @@
           <w:color w:val="222222"/>
           <w:sz w:val="24"/>
         </w:rPr>
-        <w:t>People who were absent still get a usable remainder, not a transcript. Aman Kumar gets the decision, the refuse, and the date. They do not get a reconstruction of who raised their voice. If they object, they object on OAK-MTG-2019-044. Client Oakridge. Author Aman Kumar.</w:t>
+        <w:t>People who were absent still get a usable remainder, not a transcript. Aman Kumar gets the decision, the refuse, and the date. They do not get a reconstruction of who raised their voice. If they object, they object on OAK-MTG-2019-044.</w:t>
       </w:r>
     </w:p>
     <w:p>
@@ -14753,7 +14753,7 @@
           <w:color w:val="222222"/>
           <w:sz w:val="24"/>
         </w:rPr>
-        <w:t>If you are implementing, keep the rejected alternative dead. If you are on-call, start read-only. If you are Priya Nair, the ask is unchanged: pick the path in the main body or send it back with a named objection. Sample I would still defend: 2786 rows, 32 minutes, freeze respected. Strike this remainder if it ever fights the decision callout. Author Aman Kumar. Client Oakridge.</w:t>
+        <w:t>If you are implementing, keep the rejected alternative dead. If you are on-call, start read-only. If you are Priya Nair, the ask is unchanged: pick the path in the main body or send it back with a named objection. Sample I would still defend: 2786 rows, 32 minutes, freeze respected. Strike this section if it ever fights the decision callout.</w:t>
       </w:r>
     </w:p>
     <w:p>
@@ -14767,7 +14767,7 @@
           <w:color w:val="222222"/>
           <w:sz w:val="24"/>
         </w:rPr>
-        <w:t>This heading is the reopen rule, not a promise that nothing follows. If we still need words after the bank, they are named leftovers, not another copy of the same stub. owner as a team name instead of a person is done as a heading when Priya Nair closes OAK-SOP-2020-011 or writes a new date.</w:t>
+        <w:t>This heading is the reopen rule. owner as a team name instead of a person is done when Priya Nair closes OAK-SOP-2020-011 or writes a new date.</w:t>
       </w:r>
     </w:p>
     <w:p>
